--- a/Project Report.docx
+++ b/Project Report.docx
@@ -298,16 +298,14 @@
         </w:rPr>
         <w:t xml:space="preserve"> is already a key in the dictionary. If it is, we return the stored value; </w:t>
       </w:r>
-      <w:proofErr w:type="gramStart"/>
-      <w:r>
-        <w:rPr>
-          <w:rFonts w:ascii="Times New Roman" w:eastAsia="Times New Roman" w:hAnsi="Times New Roman" w:cs="Times New Roman"/>
-          <w:kern w:val="0"/>
-          <w14:ligatures w14:val="none"/>
-        </w:rPr>
-        <w:t>otherwise</w:t>
-      </w:r>
-      <w:proofErr w:type="gramEnd"/>
+      <w:r>
+        <w:rPr>
+          <w:rFonts w:ascii="Times New Roman" w:eastAsia="Times New Roman" w:hAnsi="Times New Roman" w:cs="Times New Roman"/>
+          <w:kern w:val="0"/>
+          <w14:ligatures w14:val="none"/>
+        </w:rPr>
+        <w:t>otherwise,</w:t>
+      </w:r>
       <w:r>
         <w:rPr>
           <w:rFonts w:ascii="Times New Roman" w:eastAsia="Times New Roman" w:hAnsi="Times New Roman" w:cs="Times New Roman"/>

--- a/Project Report.docx
+++ b/Project Report.docx
@@ -262,16 +262,14 @@
         </w:rPr>
         <w:t xml:space="preserve">We implement the table as a dictionary, or hash map, with the part number as the key, since the parts are numbered 0 to n-1. Before computing </w:t>
       </w:r>
-      <w:proofErr w:type="gramStart"/>
-      <w:r>
-        <w:rPr>
-          <w:rFonts w:ascii="Times New Roman" w:eastAsia="Times New Roman" w:hAnsi="Times New Roman" w:cs="Times New Roman"/>
-          <w:kern w:val="0"/>
-          <w14:ligatures w14:val="none"/>
-        </w:rPr>
-        <w:t>cost[t]</w:t>
-      </w:r>
-      <w:proofErr w:type="gramEnd"/>
+      <w:r>
+        <w:rPr>
+          <w:rFonts w:ascii="Times New Roman" w:eastAsia="Times New Roman" w:hAnsi="Times New Roman" w:cs="Times New Roman"/>
+          <w:kern w:val="0"/>
+          <w14:ligatures w14:val="none"/>
+        </w:rPr>
+        <w:t>cost[t],</w:t>
+      </w:r>
       <w:r>
         <w:rPr>
           <w:rFonts w:ascii="Times New Roman" w:eastAsia="Times New Roman" w:hAnsi="Times New Roman" w:cs="Times New Roman"/>

--- a/Project Report.docx
+++ b/Project Report.docx
@@ -197,7 +197,103 @@
           <w:kern w:val="0"/>
           <w14:ligatures w14:val="none"/>
         </w:rPr>
-        <w:t>The base cases are the basic parts, which are the parts that are not built out of any other part. These are the parts where req[t] is empty, meaning they never appear as the second entry j in a dependency line. A basic part has no sub-parts to add in, so its cost is only the sprockets used to build it, and cost[t] is simply sprocket[t]. The recursion stops at these parts.</w:t>
+        <w:t xml:space="preserve">The base cases are the basic parts, which are the parts that are not built out of any other part. These are the parts where req[t] is empty, meaning they never appear as </w:t>
+      </w:r>
+      <w:r>
+        <w:rPr>
+          <w:rFonts w:ascii="Times New Roman" w:eastAsia="Times New Roman" w:hAnsi="Times New Roman" w:cs="Times New Roman"/>
+          <w:kern w:val="0"/>
+          <w14:ligatures w14:val="none"/>
+        </w:rPr>
+        <w:t>a</w:t>
+      </w:r>
+      <w:r>
+        <w:rPr>
+          <w:rFonts w:ascii="Times New Roman" w:eastAsia="Times New Roman" w:hAnsi="Times New Roman" w:cs="Times New Roman"/>
+          <w:kern w:val="0"/>
+          <w14:ligatures w14:val="none"/>
+        </w:rPr>
+        <w:t xml:space="preserve"> second entry j in a dependency line. A basic part has no sub-parts to add in, so its cost is </w:t>
+      </w:r>
+      <w:r>
+        <w:rPr>
+          <w:rFonts w:ascii="Times New Roman" w:eastAsia="Times New Roman" w:hAnsi="Times New Roman" w:cs="Times New Roman"/>
+          <w:kern w:val="0"/>
+          <w14:ligatures w14:val="none"/>
+        </w:rPr>
+        <w:t>simply</w:t>
+      </w:r>
+      <w:r>
+        <w:rPr>
+          <w:rFonts w:ascii="Times New Roman" w:eastAsia="Times New Roman" w:hAnsi="Times New Roman" w:cs="Times New Roman"/>
+          <w:kern w:val="0"/>
+          <w14:ligatures w14:val="none"/>
+        </w:rPr>
+        <w:t xml:space="preserve"> the sprockets used to build it, </w:t>
+      </w:r>
+      <w:r>
+        <w:rPr>
+          <w:rFonts w:ascii="Times New Roman" w:eastAsia="Times New Roman" w:hAnsi="Times New Roman" w:cs="Times New Roman"/>
+          <w:kern w:val="0"/>
+          <w14:ligatures w14:val="none"/>
+        </w:rPr>
+        <w:t>with</w:t>
+      </w:r>
+      <w:r>
+        <w:rPr>
+          <w:rFonts w:ascii="Times New Roman" w:eastAsia="Times New Roman" w:hAnsi="Times New Roman" w:cs="Times New Roman"/>
+          <w:kern w:val="0"/>
+          <w14:ligatures w14:val="none"/>
+        </w:rPr>
+        <w:t xml:space="preserve"> cost[t] </w:t>
+      </w:r>
+      <w:r>
+        <w:rPr>
+          <w:rFonts w:ascii="Times New Roman" w:eastAsia="Times New Roman" w:hAnsi="Times New Roman" w:cs="Times New Roman"/>
+          <w:kern w:val="0"/>
+          <w14:ligatures w14:val="none"/>
+        </w:rPr>
+        <w:t>being</w:t>
+      </w:r>
+      <w:r>
+        <w:rPr>
+          <w:rFonts w:ascii="Times New Roman" w:eastAsia="Times New Roman" w:hAnsi="Times New Roman" w:cs="Times New Roman"/>
+          <w:kern w:val="0"/>
+          <w14:ligatures w14:val="none"/>
+        </w:rPr>
+        <w:t xml:space="preserve"> sprocket[t]. The</w:t>
+      </w:r>
+      <w:r>
+        <w:rPr>
+          <w:rFonts w:ascii="Times New Roman" w:eastAsia="Times New Roman" w:hAnsi="Times New Roman" w:cs="Times New Roman"/>
+          <w:kern w:val="0"/>
+          <w14:ligatures w14:val="none"/>
+        </w:rPr>
+        <w:t>re is no</w:t>
+      </w:r>
+      <w:r>
+        <w:rPr>
+          <w:rFonts w:ascii="Times New Roman" w:eastAsia="Times New Roman" w:hAnsi="Times New Roman" w:cs="Times New Roman"/>
+          <w:kern w:val="0"/>
+          <w14:ligatures w14:val="none"/>
+        </w:rPr>
+        <w:t xml:space="preserve"> recursion </w:t>
+      </w:r>
+      <w:r>
+        <w:rPr>
+          <w:rFonts w:ascii="Times New Roman" w:eastAsia="Times New Roman" w:hAnsi="Times New Roman" w:cs="Times New Roman"/>
+          <w:kern w:val="0"/>
+          <w14:ligatures w14:val="none"/>
+        </w:rPr>
+        <w:t>for</w:t>
+      </w:r>
+      <w:r>
+        <w:rPr>
+          <w:rFonts w:ascii="Times New Roman" w:eastAsia="Times New Roman" w:hAnsi="Times New Roman" w:cs="Times New Roman"/>
+          <w:kern w:val="0"/>
+          <w14:ligatures w14:val="none"/>
+        </w:rPr>
+        <w:t xml:space="preserve"> these parts.</w:t>
       </w:r>
     </w:p>
     <w:p>
@@ -429,7 +525,7 @@
           <w:szCs w:val="20"/>
           <w14:ligatures w14:val="none"/>
         </w:rPr>
-        <w:t>read n, m</w:t>
+        <w:t>Input: t: Int for part</w:t>
       </w:r>
     </w:p>
     <w:p>
@@ -469,7 +565,7 @@
           <w:szCs w:val="20"/>
           <w14:ligatures w14:val="none"/>
         </w:rPr>
-        <w:t xml:space="preserve">req = array of </w:t>
+        <w:t xml:space="preserve">Input: memo: </w:t>
       </w:r>
       <w:proofErr w:type="spellStart"/>
       <w:r>
@@ -480,19 +576,19 @@
           <w:szCs w:val="20"/>
           <w14:ligatures w14:val="none"/>
         </w:rPr>
-        <w:t>n</w:t>
+        <w:t>Hashma</w:t>
+      </w:r>
+      <w:r>
+        <w:rPr>
+          <w:rFonts w:ascii="Courier New" w:eastAsia="Times New Roman" w:hAnsi="Courier New" w:cs="Courier New"/>
+          <w:kern w:val="0"/>
+          <w:sz w:val="20"/>
+          <w:szCs w:val="20"/>
+          <w14:ligatures w14:val="none"/>
+        </w:rPr>
+        <w:t>p</w:t>
       </w:r>
       <w:proofErr w:type="spellEnd"/>
-      <w:r>
-        <w:rPr>
-          <w:rFonts w:ascii="Courier New" w:eastAsia="Times New Roman" w:hAnsi="Courier New" w:cs="Courier New"/>
-          <w:kern w:val="0"/>
-          <w:sz w:val="20"/>
-          <w:szCs w:val="20"/>
-          <w14:ligatures w14:val="none"/>
-        </w:rPr>
-        <w:t xml:space="preserve"> empty lists          // req[j] = parts that build part j</w:t>
-      </w:r>
     </w:p>
     <w:p>
       <w:pPr>
@@ -531,30 +627,22 @@
           <w:szCs w:val="20"/>
           <w14:ligatures w14:val="none"/>
         </w:rPr>
-        <w:t>for each of the m dependency lines (</w:t>
+        <w:t xml:space="preserve">Input: </w:t>
       </w:r>
       <w:proofErr w:type="spellStart"/>
-      <w:r>
-        <w:rPr>
-          <w:rFonts w:ascii="Courier New" w:eastAsia="Times New Roman" w:hAnsi="Courier New" w:cs="Courier New"/>
-          <w:kern w:val="0"/>
-          <w:sz w:val="20"/>
-          <w:szCs w:val="20"/>
-          <w14:ligatures w14:val="none"/>
-        </w:rPr>
-        <w:t>i</w:t>
+      <w:proofErr w:type="gramStart"/>
+      <w:r>
+        <w:rPr>
+          <w:rFonts w:ascii="Courier New" w:eastAsia="Times New Roman" w:hAnsi="Courier New" w:cs="Courier New"/>
+          <w:kern w:val="0"/>
+          <w:sz w:val="20"/>
+          <w:szCs w:val="20"/>
+          <w14:ligatures w14:val="none"/>
+        </w:rPr>
+        <w:t>sprocket:Hashmap</w:t>
       </w:r>
       <w:proofErr w:type="spellEnd"/>
-      <w:r>
-        <w:rPr>
-          <w:rFonts w:ascii="Courier New" w:eastAsia="Times New Roman" w:hAnsi="Courier New" w:cs="Courier New"/>
-          <w:kern w:val="0"/>
-          <w:sz w:val="20"/>
-          <w:szCs w:val="20"/>
-          <w14:ligatures w14:val="none"/>
-        </w:rPr>
-        <w:t>, j):</w:t>
-      </w:r>
+      <w:proofErr w:type="gramEnd"/>
     </w:p>
     <w:p>
       <w:pPr>
@@ -593,51 +681,7 @@
           <w:szCs w:val="20"/>
           <w14:ligatures w14:val="none"/>
         </w:rPr>
-        <w:t xml:space="preserve">    append </w:t>
-      </w:r>
-      <w:proofErr w:type="spellStart"/>
-      <w:r>
-        <w:rPr>
-          <w:rFonts w:ascii="Courier New" w:eastAsia="Times New Roman" w:hAnsi="Courier New" w:cs="Courier New"/>
-          <w:kern w:val="0"/>
-          <w:sz w:val="20"/>
-          <w:szCs w:val="20"/>
-          <w14:ligatures w14:val="none"/>
-        </w:rPr>
-        <w:t>i</w:t>
-      </w:r>
-      <w:proofErr w:type="spellEnd"/>
-      <w:r>
-        <w:rPr>
-          <w:rFonts w:ascii="Courier New" w:eastAsia="Times New Roman" w:hAnsi="Courier New" w:cs="Courier New"/>
-          <w:kern w:val="0"/>
-          <w:sz w:val="20"/>
-          <w:szCs w:val="20"/>
-          <w14:ligatures w14:val="none"/>
-        </w:rPr>
-        <w:t xml:space="preserve"> to req[</w:t>
-      </w:r>
-      <w:proofErr w:type="gramStart"/>
-      <w:r>
-        <w:rPr>
-          <w:rFonts w:ascii="Courier New" w:eastAsia="Times New Roman" w:hAnsi="Courier New" w:cs="Courier New"/>
-          <w:kern w:val="0"/>
-          <w:sz w:val="20"/>
-          <w:szCs w:val="20"/>
-          <w14:ligatures w14:val="none"/>
-        </w:rPr>
-        <w:t xml:space="preserve">j]   </w:t>
-      </w:r>
-      <w:proofErr w:type="gramEnd"/>
-      <w:r>
-        <w:rPr>
-          <w:rFonts w:ascii="Courier New" w:eastAsia="Times New Roman" w:hAnsi="Courier New" w:cs="Courier New"/>
-          <w:kern w:val="0"/>
-          <w:sz w:val="20"/>
-          <w:szCs w:val="20"/>
-          <w14:ligatures w14:val="none"/>
-        </w:rPr>
-        <w:t xml:space="preserve">             // keep duplicates</w:t>
+        <w:t>Algorithm: Cost</w:t>
       </w:r>
     </w:p>
     <w:p>
@@ -677,51 +721,29 @@
           <w:szCs w:val="20"/>
           <w14:ligatures w14:val="none"/>
         </w:rPr>
-        <w:t xml:space="preserve">read </w:t>
-      </w:r>
-      <w:proofErr w:type="gramStart"/>
-      <w:r>
-        <w:rPr>
-          <w:rFonts w:ascii="Courier New" w:eastAsia="Times New Roman" w:hAnsi="Courier New" w:cs="Courier New"/>
-          <w:kern w:val="0"/>
-          <w:sz w:val="20"/>
-          <w:szCs w:val="20"/>
-          <w14:ligatures w14:val="none"/>
-        </w:rPr>
-        <w:t>sprocket[</w:t>
-      </w:r>
-      <w:proofErr w:type="gramEnd"/>
-      <w:r>
-        <w:rPr>
-          <w:rFonts w:ascii="Courier New" w:eastAsia="Times New Roman" w:hAnsi="Courier New" w:cs="Courier New"/>
-          <w:kern w:val="0"/>
-          <w:sz w:val="20"/>
-          <w:szCs w:val="20"/>
-          <w14:ligatures w14:val="none"/>
-        </w:rPr>
-        <w:t>0</w:t>
-      </w:r>
-      <w:proofErr w:type="gramStart"/>
-      <w:r>
-        <w:rPr>
-          <w:rFonts w:ascii="Courier New" w:eastAsia="Times New Roman" w:hAnsi="Courier New" w:cs="Courier New"/>
-          <w:kern w:val="0"/>
-          <w:sz w:val="20"/>
-          <w:szCs w:val="20"/>
-          <w14:ligatures w14:val="none"/>
-        </w:rPr>
-        <w:t xml:space="preserve"> ..</w:t>
-      </w:r>
-      <w:proofErr w:type="gramEnd"/>
-      <w:r>
-        <w:rPr>
-          <w:rFonts w:ascii="Courier New" w:eastAsia="Times New Roman" w:hAnsi="Courier New" w:cs="Courier New"/>
-          <w:kern w:val="0"/>
-          <w:sz w:val="20"/>
-          <w:szCs w:val="20"/>
-          <w14:ligatures w14:val="none"/>
-        </w:rPr>
-        <w:t xml:space="preserve"> n-1]</w:t>
+        <w:t xml:space="preserve">    if </w:t>
+      </w:r>
+      <w:proofErr w:type="spellStart"/>
+      <w:r>
+        <w:rPr>
+          <w:rFonts w:ascii="Courier New" w:eastAsia="Times New Roman" w:hAnsi="Courier New" w:cs="Courier New"/>
+          <w:kern w:val="0"/>
+          <w:sz w:val="20"/>
+          <w:szCs w:val="20"/>
+          <w14:ligatures w14:val="none"/>
+        </w:rPr>
+        <w:t>t</w:t>
+      </w:r>
+      <w:proofErr w:type="spellEnd"/>
+      <w:r>
+        <w:rPr>
+          <w:rFonts w:ascii="Courier New" w:eastAsia="Times New Roman" w:hAnsi="Courier New" w:cs="Courier New"/>
+          <w:kern w:val="0"/>
+          <w:sz w:val="20"/>
+          <w:szCs w:val="20"/>
+          <w14:ligatures w14:val="none"/>
+        </w:rPr>
+        <w:t xml:space="preserve"> is in memo:</w:t>
       </w:r>
     </w:p>
     <w:p>
@@ -753,6 +775,36 @@
           <w14:ligatures w14:val="none"/>
         </w:rPr>
       </w:pPr>
+      <w:r>
+        <w:rPr>
+          <w:rFonts w:ascii="Courier New" w:eastAsia="Times New Roman" w:hAnsi="Courier New" w:cs="Courier New"/>
+          <w:kern w:val="0"/>
+          <w:sz w:val="20"/>
+          <w:szCs w:val="20"/>
+          <w14:ligatures w14:val="none"/>
+        </w:rPr>
+        <w:t xml:space="preserve">    </w:t>
+      </w:r>
+      <w:r>
+        <w:rPr>
+          <w:rFonts w:ascii="Courier New" w:eastAsia="Times New Roman" w:hAnsi="Courier New" w:cs="Courier New"/>
+          <w:kern w:val="0"/>
+          <w:sz w:val="20"/>
+          <w:szCs w:val="20"/>
+          <w14:ligatures w14:val="none"/>
+        </w:rPr>
+        <w:t xml:space="preserve">    r</w:t>
+      </w:r>
+      <w:r>
+        <w:rPr>
+          <w:rFonts w:ascii="Courier New" w:eastAsia="Times New Roman" w:hAnsi="Courier New" w:cs="Courier New"/>
+          <w:kern w:val="0"/>
+          <w:sz w:val="20"/>
+          <w:szCs w:val="20"/>
+          <w14:ligatures w14:val="none"/>
+        </w:rPr>
+        <w:t>eturn memo[t]</w:t>
+      </w:r>
     </w:p>
     <w:p>
       <w:pPr>
@@ -791,7 +843,7 @@
           <w:szCs w:val="20"/>
           <w14:ligatures w14:val="none"/>
         </w:rPr>
-        <w:t>memo = empty map</w:t>
+        <w:t>total = sprocket[t]</w:t>
       </w:r>
     </w:p>
     <w:p>
@@ -823,6 +875,16 @@
           <w14:ligatures w14:val="none"/>
         </w:rPr>
       </w:pPr>
+      <w:r>
+        <w:rPr>
+          <w:rFonts w:ascii="Courier New" w:eastAsia="Times New Roman" w:hAnsi="Courier New" w:cs="Courier New"/>
+          <w:kern w:val="0"/>
+          <w:sz w:val="20"/>
+          <w:szCs w:val="20"/>
+          <w14:ligatures w14:val="none"/>
+        </w:rPr>
+        <w:t>for each s in req[t]:</w:t>
+      </w:r>
     </w:p>
     <w:p>
       <w:pPr>
@@ -861,7 +923,7 @@
           <w:szCs w:val="20"/>
           <w14:ligatures w14:val="none"/>
         </w:rPr>
-        <w:t>function cost(t):</w:t>
+        <w:t xml:space="preserve">    total = total + cost(s)</w:t>
       </w:r>
     </w:p>
     <w:p>
@@ -901,29 +963,7 @@
           <w:szCs w:val="20"/>
           <w14:ligatures w14:val="none"/>
         </w:rPr>
-        <w:t xml:space="preserve">    if </w:t>
-      </w:r>
-      <w:proofErr w:type="spellStart"/>
-      <w:r>
-        <w:rPr>
-          <w:rFonts w:ascii="Courier New" w:eastAsia="Times New Roman" w:hAnsi="Courier New" w:cs="Courier New"/>
-          <w:kern w:val="0"/>
-          <w:sz w:val="20"/>
-          <w:szCs w:val="20"/>
-          <w14:ligatures w14:val="none"/>
-        </w:rPr>
-        <w:t>t</w:t>
-      </w:r>
-      <w:proofErr w:type="spellEnd"/>
-      <w:r>
-        <w:rPr>
-          <w:rFonts w:ascii="Courier New" w:eastAsia="Times New Roman" w:hAnsi="Courier New" w:cs="Courier New"/>
-          <w:kern w:val="0"/>
-          <w:sz w:val="20"/>
-          <w:szCs w:val="20"/>
-          <w14:ligatures w14:val="none"/>
-        </w:rPr>
-        <w:t xml:space="preserve"> is in memo:</w:t>
+        <w:t>memo[t] = total</w:t>
       </w:r>
     </w:p>
     <w:p>
@@ -963,7 +1003,7 @@
           <w:szCs w:val="20"/>
           <w14:ligatures w14:val="none"/>
         </w:rPr>
-        <w:t xml:space="preserve">        return memo[t]</w:t>
+        <w:t>return total</w:t>
       </w:r>
     </w:p>
     <w:p>
@@ -995,16 +1035,6 @@
           <w14:ligatures w14:val="none"/>
         </w:rPr>
       </w:pPr>
-      <w:r>
-        <w:rPr>
-          <w:rFonts w:ascii="Courier New" w:eastAsia="Times New Roman" w:hAnsi="Courier New" w:cs="Courier New"/>
-          <w:kern w:val="0"/>
-          <w:sz w:val="20"/>
-          <w:szCs w:val="20"/>
-          <w14:ligatures w14:val="none"/>
-        </w:rPr>
-        <w:t xml:space="preserve">    total = sprocket[t]</w:t>
-      </w:r>
     </w:p>
     <w:p>
       <w:pPr>
@@ -1035,16 +1065,6 @@
           <w14:ligatures w14:val="none"/>
         </w:rPr>
       </w:pPr>
-      <w:r>
-        <w:rPr>
-          <w:rFonts w:ascii="Courier New" w:eastAsia="Times New Roman" w:hAnsi="Courier New" w:cs="Courier New"/>
-          <w:kern w:val="0"/>
-          <w:sz w:val="20"/>
-          <w:szCs w:val="20"/>
-          <w14:ligatures w14:val="none"/>
-        </w:rPr>
-        <w:t xml:space="preserve">    for each s in req[t]:</w:t>
-      </w:r>
     </w:p>
     <w:p>
       <w:pPr>
@@ -1075,16 +1095,6 @@
           <w14:ligatures w14:val="none"/>
         </w:rPr>
       </w:pPr>
-      <w:r>
-        <w:rPr>
-          <w:rFonts w:ascii="Courier New" w:eastAsia="Times New Roman" w:hAnsi="Courier New" w:cs="Courier New"/>
-          <w:kern w:val="0"/>
-          <w:sz w:val="20"/>
-          <w:szCs w:val="20"/>
-          <w14:ligatures w14:val="none"/>
-        </w:rPr>
-        <w:t xml:space="preserve">        total = total + cost(s)</w:t>
-      </w:r>
     </w:p>
     <w:p>
       <w:pPr>
@@ -1123,7 +1133,39 @@
           <w:szCs w:val="20"/>
           <w14:ligatures w14:val="none"/>
         </w:rPr>
-        <w:t xml:space="preserve">    memo[t] = total</w:t>
+        <w:t>Input: n: ar</w:t>
+      </w:r>
+      <w:r>
+        <w:rPr>
+          <w:rFonts w:ascii="Courier New" w:eastAsia="Times New Roman" w:hAnsi="Courier New" w:cs="Courier New"/>
+          <w:kern w:val="0"/>
+          <w:sz w:val="20"/>
+          <w:szCs w:val="20"/>
+          <w14:ligatures w14:val="none"/>
+        </w:rPr>
+        <w:t xml:space="preserve">ray of </w:t>
+      </w:r>
+      <w:proofErr w:type="spellStart"/>
+      <w:r>
+        <w:rPr>
+          <w:rFonts w:ascii="Courier New" w:eastAsia="Times New Roman" w:hAnsi="Courier New" w:cs="Courier New"/>
+          <w:kern w:val="0"/>
+          <w:sz w:val="20"/>
+          <w:szCs w:val="20"/>
+          <w14:ligatures w14:val="none"/>
+        </w:rPr>
+        <w:t>ints</w:t>
+      </w:r>
+      <w:proofErr w:type="spellEnd"/>
+      <w:r>
+        <w:rPr>
+          <w:rFonts w:ascii="Courier New" w:eastAsia="Times New Roman" w:hAnsi="Courier New" w:cs="Courier New"/>
+          <w:kern w:val="0"/>
+          <w:sz w:val="20"/>
+          <w:szCs w:val="20"/>
+          <w14:ligatures w14:val="none"/>
+        </w:rPr>
+        <w:t xml:space="preserve"> representing the number of parts in assembly</w:t>
       </w:r>
     </w:p>
     <w:p>
@@ -1163,7 +1205,29 @@
           <w:szCs w:val="20"/>
           <w14:ligatures w14:val="none"/>
         </w:rPr>
-        <w:t xml:space="preserve">    return total</w:t>
+        <w:t xml:space="preserve">Input: m: array of </w:t>
+      </w:r>
+      <w:proofErr w:type="spellStart"/>
+      <w:r>
+        <w:rPr>
+          <w:rFonts w:ascii="Courier New" w:eastAsia="Times New Roman" w:hAnsi="Courier New" w:cs="Courier New"/>
+          <w:kern w:val="0"/>
+          <w:sz w:val="20"/>
+          <w:szCs w:val="20"/>
+          <w14:ligatures w14:val="none"/>
+        </w:rPr>
+        <w:t>ints</w:t>
+      </w:r>
+      <w:proofErr w:type="spellEnd"/>
+      <w:r>
+        <w:rPr>
+          <w:rFonts w:ascii="Courier New" w:eastAsia="Times New Roman" w:hAnsi="Courier New" w:cs="Courier New"/>
+          <w:kern w:val="0"/>
+          <w:sz w:val="20"/>
+          <w:szCs w:val="20"/>
+          <w14:ligatures w14:val="none"/>
+        </w:rPr>
+        <w:t xml:space="preserve"> representing the number of assembly dependencies</w:t>
       </w:r>
     </w:p>
     <w:p>
@@ -1195,6 +1259,16 @@
           <w14:ligatures w14:val="none"/>
         </w:rPr>
       </w:pPr>
+      <w:r>
+        <w:rPr>
+          <w:rFonts w:ascii="Courier New" w:eastAsia="Times New Roman" w:hAnsi="Courier New" w:cs="Courier New"/>
+          <w:kern w:val="0"/>
+          <w:sz w:val="20"/>
+          <w:szCs w:val="20"/>
+          <w14:ligatures w14:val="none"/>
+        </w:rPr>
+        <w:t>Output: Number of total sprockets</w:t>
+      </w:r>
     </w:p>
     <w:p>
       <w:pPr>
@@ -1233,29 +1307,7 @@
           <w:szCs w:val="20"/>
           <w14:ligatures w14:val="none"/>
         </w:rPr>
-        <w:t xml:space="preserve">answer = </w:t>
-      </w:r>
-      <w:proofErr w:type="gramStart"/>
-      <w:r>
-        <w:rPr>
-          <w:rFonts w:ascii="Courier New" w:eastAsia="Times New Roman" w:hAnsi="Courier New" w:cs="Courier New"/>
-          <w:kern w:val="0"/>
-          <w:sz w:val="20"/>
-          <w:szCs w:val="20"/>
-          <w14:ligatures w14:val="none"/>
-        </w:rPr>
-        <w:t>cost(</w:t>
-      </w:r>
-      <w:proofErr w:type="gramEnd"/>
-      <w:r>
-        <w:rPr>
-          <w:rFonts w:ascii="Courier New" w:eastAsia="Times New Roman" w:hAnsi="Courier New" w:cs="Courier New"/>
-          <w:kern w:val="0"/>
-          <w:sz w:val="20"/>
-          <w:szCs w:val="20"/>
-          <w14:ligatures w14:val="none"/>
-        </w:rPr>
-        <w:t>n - 1)</w:t>
+        <w:t>Algorithm: TotalSproketCalc</w:t>
       </w:r>
     </w:p>
     <w:p>
@@ -1295,6 +1347,501 @@
           <w:szCs w:val="20"/>
           <w14:ligatures w14:val="none"/>
         </w:rPr>
+        <w:t>read n, m</w:t>
+      </w:r>
+    </w:p>
+    <w:p>
+      <w:pPr>
+        <w:tabs>
+          <w:tab w:val="left" w:pos="916"/>
+          <w:tab w:val="left" w:pos="1832"/>
+          <w:tab w:val="left" w:pos="2748"/>
+          <w:tab w:val="left" w:pos="3664"/>
+          <w:tab w:val="left" w:pos="4580"/>
+          <w:tab w:val="left" w:pos="5496"/>
+          <w:tab w:val="left" w:pos="6412"/>
+          <w:tab w:val="left" w:pos="7328"/>
+          <w:tab w:val="left" w:pos="8244"/>
+          <w:tab w:val="left" w:pos="9160"/>
+          <w:tab w:val="left" w:pos="10076"/>
+          <w:tab w:val="left" w:pos="10992"/>
+          <w:tab w:val="left" w:pos="11908"/>
+          <w:tab w:val="left" w:pos="12824"/>
+          <w:tab w:val="left" w:pos="13740"/>
+          <w:tab w:val="left" w:pos="14656"/>
+        </w:tabs>
+        <w:spacing w:after="0" w:line="480" w:lineRule="auto"/>
+        <w:rPr>
+          <w:rFonts w:ascii="Courier New" w:eastAsia="Times New Roman" w:hAnsi="Courier New" w:cs="Courier New"/>
+          <w:kern w:val="0"/>
+          <w:sz w:val="20"/>
+          <w:szCs w:val="20"/>
+          <w14:ligatures w14:val="none"/>
+        </w:rPr>
+      </w:pPr>
+      <w:r>
+        <w:rPr>
+          <w:rFonts w:ascii="Courier New" w:eastAsia="Times New Roman" w:hAnsi="Courier New" w:cs="Courier New"/>
+          <w:kern w:val="0"/>
+          <w:sz w:val="20"/>
+          <w:szCs w:val="20"/>
+          <w14:ligatures w14:val="none"/>
+        </w:rPr>
+        <w:t xml:space="preserve">req = array of </w:t>
+      </w:r>
+      <w:proofErr w:type="spellStart"/>
+      <w:r>
+        <w:rPr>
+          <w:rFonts w:ascii="Courier New" w:eastAsia="Times New Roman" w:hAnsi="Courier New" w:cs="Courier New"/>
+          <w:kern w:val="0"/>
+          <w:sz w:val="20"/>
+          <w:szCs w:val="20"/>
+          <w14:ligatures w14:val="none"/>
+        </w:rPr>
+        <w:t>n</w:t>
+      </w:r>
+      <w:proofErr w:type="spellEnd"/>
+      <w:r>
+        <w:rPr>
+          <w:rFonts w:ascii="Courier New" w:eastAsia="Times New Roman" w:hAnsi="Courier New" w:cs="Courier New"/>
+          <w:kern w:val="0"/>
+          <w:sz w:val="20"/>
+          <w:szCs w:val="20"/>
+          <w14:ligatures w14:val="none"/>
+        </w:rPr>
+        <w:t xml:space="preserve"> empty lists          // req[j] = parts that build part j</w:t>
+      </w:r>
+    </w:p>
+    <w:p>
+      <w:pPr>
+        <w:tabs>
+          <w:tab w:val="left" w:pos="916"/>
+          <w:tab w:val="left" w:pos="1832"/>
+          <w:tab w:val="left" w:pos="2748"/>
+          <w:tab w:val="left" w:pos="3664"/>
+          <w:tab w:val="left" w:pos="4580"/>
+          <w:tab w:val="left" w:pos="5496"/>
+          <w:tab w:val="left" w:pos="6412"/>
+          <w:tab w:val="left" w:pos="7328"/>
+          <w:tab w:val="left" w:pos="8244"/>
+          <w:tab w:val="left" w:pos="9160"/>
+          <w:tab w:val="left" w:pos="10076"/>
+          <w:tab w:val="left" w:pos="10992"/>
+          <w:tab w:val="left" w:pos="11908"/>
+          <w:tab w:val="left" w:pos="12824"/>
+          <w:tab w:val="left" w:pos="13740"/>
+          <w:tab w:val="left" w:pos="14656"/>
+        </w:tabs>
+        <w:spacing w:after="0" w:line="480" w:lineRule="auto"/>
+        <w:rPr>
+          <w:rFonts w:ascii="Courier New" w:eastAsia="Times New Roman" w:hAnsi="Courier New" w:cs="Courier New"/>
+          <w:kern w:val="0"/>
+          <w:sz w:val="20"/>
+          <w:szCs w:val="20"/>
+          <w14:ligatures w14:val="none"/>
+        </w:rPr>
+      </w:pPr>
+      <w:r>
+        <w:rPr>
+          <w:rFonts w:ascii="Courier New" w:eastAsia="Times New Roman" w:hAnsi="Courier New" w:cs="Courier New"/>
+          <w:kern w:val="0"/>
+          <w:sz w:val="20"/>
+          <w:szCs w:val="20"/>
+          <w14:ligatures w14:val="none"/>
+        </w:rPr>
+        <w:t>for each of the m dependency lines (</w:t>
+      </w:r>
+      <w:proofErr w:type="spellStart"/>
+      <w:r>
+        <w:rPr>
+          <w:rFonts w:ascii="Courier New" w:eastAsia="Times New Roman" w:hAnsi="Courier New" w:cs="Courier New"/>
+          <w:kern w:val="0"/>
+          <w:sz w:val="20"/>
+          <w:szCs w:val="20"/>
+          <w14:ligatures w14:val="none"/>
+        </w:rPr>
+        <w:t>i</w:t>
+      </w:r>
+      <w:proofErr w:type="spellEnd"/>
+      <w:r>
+        <w:rPr>
+          <w:rFonts w:ascii="Courier New" w:eastAsia="Times New Roman" w:hAnsi="Courier New" w:cs="Courier New"/>
+          <w:kern w:val="0"/>
+          <w:sz w:val="20"/>
+          <w:szCs w:val="20"/>
+          <w14:ligatures w14:val="none"/>
+        </w:rPr>
+        <w:t>, j):</w:t>
+      </w:r>
+    </w:p>
+    <w:p>
+      <w:pPr>
+        <w:tabs>
+          <w:tab w:val="left" w:pos="916"/>
+          <w:tab w:val="left" w:pos="1832"/>
+          <w:tab w:val="left" w:pos="2748"/>
+          <w:tab w:val="left" w:pos="3664"/>
+          <w:tab w:val="left" w:pos="4580"/>
+          <w:tab w:val="left" w:pos="5496"/>
+          <w:tab w:val="left" w:pos="6412"/>
+          <w:tab w:val="left" w:pos="7328"/>
+          <w:tab w:val="left" w:pos="8244"/>
+          <w:tab w:val="left" w:pos="9160"/>
+          <w:tab w:val="left" w:pos="10076"/>
+          <w:tab w:val="left" w:pos="10992"/>
+          <w:tab w:val="left" w:pos="11908"/>
+          <w:tab w:val="left" w:pos="12824"/>
+          <w:tab w:val="left" w:pos="13740"/>
+          <w:tab w:val="left" w:pos="14656"/>
+        </w:tabs>
+        <w:spacing w:after="0" w:line="480" w:lineRule="auto"/>
+        <w:rPr>
+          <w:rFonts w:ascii="Courier New" w:eastAsia="Times New Roman" w:hAnsi="Courier New" w:cs="Courier New"/>
+          <w:kern w:val="0"/>
+          <w:sz w:val="20"/>
+          <w:szCs w:val="20"/>
+          <w14:ligatures w14:val="none"/>
+        </w:rPr>
+      </w:pPr>
+      <w:r>
+        <w:rPr>
+          <w:rFonts w:ascii="Courier New" w:eastAsia="Times New Roman" w:hAnsi="Courier New" w:cs="Courier New"/>
+          <w:kern w:val="0"/>
+          <w:sz w:val="20"/>
+          <w:szCs w:val="20"/>
+          <w14:ligatures w14:val="none"/>
+        </w:rPr>
+        <w:t xml:space="preserve">    append </w:t>
+      </w:r>
+      <w:proofErr w:type="spellStart"/>
+      <w:r>
+        <w:rPr>
+          <w:rFonts w:ascii="Courier New" w:eastAsia="Times New Roman" w:hAnsi="Courier New" w:cs="Courier New"/>
+          <w:kern w:val="0"/>
+          <w:sz w:val="20"/>
+          <w:szCs w:val="20"/>
+          <w14:ligatures w14:val="none"/>
+        </w:rPr>
+        <w:t>i</w:t>
+      </w:r>
+      <w:proofErr w:type="spellEnd"/>
+      <w:r>
+        <w:rPr>
+          <w:rFonts w:ascii="Courier New" w:eastAsia="Times New Roman" w:hAnsi="Courier New" w:cs="Courier New"/>
+          <w:kern w:val="0"/>
+          <w:sz w:val="20"/>
+          <w:szCs w:val="20"/>
+          <w14:ligatures w14:val="none"/>
+        </w:rPr>
+        <w:t xml:space="preserve"> to req[</w:t>
+      </w:r>
+      <w:proofErr w:type="gramStart"/>
+      <w:r>
+        <w:rPr>
+          <w:rFonts w:ascii="Courier New" w:eastAsia="Times New Roman" w:hAnsi="Courier New" w:cs="Courier New"/>
+          <w:kern w:val="0"/>
+          <w:sz w:val="20"/>
+          <w:szCs w:val="20"/>
+          <w14:ligatures w14:val="none"/>
+        </w:rPr>
+        <w:t xml:space="preserve">j]   </w:t>
+      </w:r>
+      <w:proofErr w:type="gramEnd"/>
+      <w:r>
+        <w:rPr>
+          <w:rFonts w:ascii="Courier New" w:eastAsia="Times New Roman" w:hAnsi="Courier New" w:cs="Courier New"/>
+          <w:kern w:val="0"/>
+          <w:sz w:val="20"/>
+          <w:szCs w:val="20"/>
+          <w14:ligatures w14:val="none"/>
+        </w:rPr>
+        <w:t xml:space="preserve">             // keep duplicates</w:t>
+      </w:r>
+    </w:p>
+    <w:p>
+      <w:pPr>
+        <w:tabs>
+          <w:tab w:val="left" w:pos="916"/>
+          <w:tab w:val="left" w:pos="1832"/>
+          <w:tab w:val="left" w:pos="2748"/>
+          <w:tab w:val="left" w:pos="3664"/>
+          <w:tab w:val="left" w:pos="4580"/>
+          <w:tab w:val="left" w:pos="5496"/>
+          <w:tab w:val="left" w:pos="6412"/>
+          <w:tab w:val="left" w:pos="7328"/>
+          <w:tab w:val="left" w:pos="8244"/>
+          <w:tab w:val="left" w:pos="9160"/>
+          <w:tab w:val="left" w:pos="10076"/>
+          <w:tab w:val="left" w:pos="10992"/>
+          <w:tab w:val="left" w:pos="11908"/>
+          <w:tab w:val="left" w:pos="12824"/>
+          <w:tab w:val="left" w:pos="13740"/>
+          <w:tab w:val="left" w:pos="14656"/>
+        </w:tabs>
+        <w:spacing w:after="0" w:line="480" w:lineRule="auto"/>
+        <w:rPr>
+          <w:rFonts w:ascii="Courier New" w:eastAsia="Times New Roman" w:hAnsi="Courier New" w:cs="Courier New"/>
+          <w:kern w:val="0"/>
+          <w:sz w:val="20"/>
+          <w:szCs w:val="20"/>
+          <w14:ligatures w14:val="none"/>
+        </w:rPr>
+      </w:pPr>
+      <w:r>
+        <w:rPr>
+          <w:rFonts w:ascii="Courier New" w:eastAsia="Times New Roman" w:hAnsi="Courier New" w:cs="Courier New"/>
+          <w:kern w:val="0"/>
+          <w:sz w:val="20"/>
+          <w:szCs w:val="20"/>
+          <w14:ligatures w14:val="none"/>
+        </w:rPr>
+        <w:t xml:space="preserve">read </w:t>
+      </w:r>
+      <w:proofErr w:type="gramStart"/>
+      <w:r>
+        <w:rPr>
+          <w:rFonts w:ascii="Courier New" w:eastAsia="Times New Roman" w:hAnsi="Courier New" w:cs="Courier New"/>
+          <w:kern w:val="0"/>
+          <w:sz w:val="20"/>
+          <w:szCs w:val="20"/>
+          <w14:ligatures w14:val="none"/>
+        </w:rPr>
+        <w:t>sprocket[</w:t>
+      </w:r>
+      <w:proofErr w:type="gramEnd"/>
+      <w:r>
+        <w:rPr>
+          <w:rFonts w:ascii="Courier New" w:eastAsia="Times New Roman" w:hAnsi="Courier New" w:cs="Courier New"/>
+          <w:kern w:val="0"/>
+          <w:sz w:val="20"/>
+          <w:szCs w:val="20"/>
+          <w14:ligatures w14:val="none"/>
+        </w:rPr>
+        <w:t>0</w:t>
+      </w:r>
+      <w:proofErr w:type="gramStart"/>
+      <w:r>
+        <w:rPr>
+          <w:rFonts w:ascii="Courier New" w:eastAsia="Times New Roman" w:hAnsi="Courier New" w:cs="Courier New"/>
+          <w:kern w:val="0"/>
+          <w:sz w:val="20"/>
+          <w:szCs w:val="20"/>
+          <w14:ligatures w14:val="none"/>
+        </w:rPr>
+        <w:t xml:space="preserve"> ..</w:t>
+      </w:r>
+      <w:proofErr w:type="gramEnd"/>
+      <w:r>
+        <w:rPr>
+          <w:rFonts w:ascii="Courier New" w:eastAsia="Times New Roman" w:hAnsi="Courier New" w:cs="Courier New"/>
+          <w:kern w:val="0"/>
+          <w:sz w:val="20"/>
+          <w:szCs w:val="20"/>
+          <w14:ligatures w14:val="none"/>
+        </w:rPr>
+        <w:t xml:space="preserve"> n-1]</w:t>
+      </w:r>
+    </w:p>
+    <w:p>
+      <w:pPr>
+        <w:tabs>
+          <w:tab w:val="left" w:pos="916"/>
+          <w:tab w:val="left" w:pos="1832"/>
+          <w:tab w:val="left" w:pos="2748"/>
+          <w:tab w:val="left" w:pos="3664"/>
+          <w:tab w:val="left" w:pos="4580"/>
+          <w:tab w:val="left" w:pos="5496"/>
+          <w:tab w:val="left" w:pos="6412"/>
+          <w:tab w:val="left" w:pos="7328"/>
+          <w:tab w:val="left" w:pos="8244"/>
+          <w:tab w:val="left" w:pos="9160"/>
+          <w:tab w:val="left" w:pos="10076"/>
+          <w:tab w:val="left" w:pos="10992"/>
+          <w:tab w:val="left" w:pos="11908"/>
+          <w:tab w:val="left" w:pos="12824"/>
+          <w:tab w:val="left" w:pos="13740"/>
+          <w:tab w:val="left" w:pos="14656"/>
+        </w:tabs>
+        <w:spacing w:after="0" w:line="480" w:lineRule="auto"/>
+        <w:rPr>
+          <w:rFonts w:ascii="Courier New" w:eastAsia="Times New Roman" w:hAnsi="Courier New" w:cs="Courier New"/>
+          <w:kern w:val="0"/>
+          <w:sz w:val="20"/>
+          <w:szCs w:val="20"/>
+          <w14:ligatures w14:val="none"/>
+        </w:rPr>
+      </w:pPr>
+    </w:p>
+    <w:p>
+      <w:pPr>
+        <w:tabs>
+          <w:tab w:val="left" w:pos="916"/>
+          <w:tab w:val="left" w:pos="1832"/>
+          <w:tab w:val="left" w:pos="2748"/>
+          <w:tab w:val="left" w:pos="3664"/>
+          <w:tab w:val="left" w:pos="4580"/>
+          <w:tab w:val="left" w:pos="5496"/>
+          <w:tab w:val="left" w:pos="6412"/>
+          <w:tab w:val="left" w:pos="7328"/>
+          <w:tab w:val="left" w:pos="8244"/>
+          <w:tab w:val="left" w:pos="9160"/>
+          <w:tab w:val="left" w:pos="10076"/>
+          <w:tab w:val="left" w:pos="10992"/>
+          <w:tab w:val="left" w:pos="11908"/>
+          <w:tab w:val="left" w:pos="12824"/>
+          <w:tab w:val="left" w:pos="13740"/>
+          <w:tab w:val="left" w:pos="14656"/>
+        </w:tabs>
+        <w:spacing w:after="0" w:line="480" w:lineRule="auto"/>
+        <w:rPr>
+          <w:rFonts w:ascii="Courier New" w:eastAsia="Times New Roman" w:hAnsi="Courier New" w:cs="Courier New"/>
+          <w:kern w:val="0"/>
+          <w:sz w:val="20"/>
+          <w:szCs w:val="20"/>
+          <w14:ligatures w14:val="none"/>
+        </w:rPr>
+      </w:pPr>
+      <w:r>
+        <w:rPr>
+          <w:rFonts w:ascii="Courier New" w:eastAsia="Times New Roman" w:hAnsi="Courier New" w:cs="Courier New"/>
+          <w:kern w:val="0"/>
+          <w:sz w:val="20"/>
+          <w:szCs w:val="20"/>
+          <w14:ligatures w14:val="none"/>
+        </w:rPr>
+        <w:t>memo = empty map</w:t>
+      </w:r>
+    </w:p>
+    <w:p>
+      <w:pPr>
+        <w:tabs>
+          <w:tab w:val="left" w:pos="916"/>
+          <w:tab w:val="left" w:pos="1832"/>
+          <w:tab w:val="left" w:pos="2748"/>
+          <w:tab w:val="left" w:pos="3664"/>
+          <w:tab w:val="left" w:pos="4580"/>
+          <w:tab w:val="left" w:pos="5496"/>
+          <w:tab w:val="left" w:pos="6412"/>
+          <w:tab w:val="left" w:pos="7328"/>
+          <w:tab w:val="left" w:pos="8244"/>
+          <w:tab w:val="left" w:pos="9160"/>
+          <w:tab w:val="left" w:pos="10076"/>
+          <w:tab w:val="left" w:pos="10992"/>
+          <w:tab w:val="left" w:pos="11908"/>
+          <w:tab w:val="left" w:pos="12824"/>
+          <w:tab w:val="left" w:pos="13740"/>
+          <w:tab w:val="left" w:pos="14656"/>
+        </w:tabs>
+        <w:spacing w:after="0" w:line="480" w:lineRule="auto"/>
+        <w:rPr>
+          <w:rFonts w:ascii="Courier New" w:eastAsia="Times New Roman" w:hAnsi="Courier New" w:cs="Courier New"/>
+          <w:kern w:val="0"/>
+          <w:sz w:val="20"/>
+          <w:szCs w:val="20"/>
+          <w14:ligatures w14:val="none"/>
+        </w:rPr>
+      </w:pPr>
+    </w:p>
+    <w:p>
+      <w:pPr>
+        <w:tabs>
+          <w:tab w:val="left" w:pos="916"/>
+          <w:tab w:val="left" w:pos="1832"/>
+          <w:tab w:val="left" w:pos="2748"/>
+          <w:tab w:val="left" w:pos="3664"/>
+          <w:tab w:val="left" w:pos="4580"/>
+          <w:tab w:val="left" w:pos="5496"/>
+          <w:tab w:val="left" w:pos="6412"/>
+          <w:tab w:val="left" w:pos="7328"/>
+          <w:tab w:val="left" w:pos="8244"/>
+          <w:tab w:val="left" w:pos="9160"/>
+          <w:tab w:val="left" w:pos="10076"/>
+          <w:tab w:val="left" w:pos="10992"/>
+          <w:tab w:val="left" w:pos="11908"/>
+          <w:tab w:val="left" w:pos="12824"/>
+          <w:tab w:val="left" w:pos="13740"/>
+          <w:tab w:val="left" w:pos="14656"/>
+        </w:tabs>
+        <w:spacing w:after="0" w:line="480" w:lineRule="auto"/>
+        <w:rPr>
+          <w:rFonts w:ascii="Courier New" w:eastAsia="Times New Roman" w:hAnsi="Courier New" w:cs="Courier New"/>
+          <w:kern w:val="0"/>
+          <w:sz w:val="20"/>
+          <w:szCs w:val="20"/>
+          <w14:ligatures w14:val="none"/>
+        </w:rPr>
+      </w:pPr>
+      <w:r>
+        <w:rPr>
+          <w:rFonts w:ascii="Courier New" w:eastAsia="Times New Roman" w:hAnsi="Courier New" w:cs="Courier New"/>
+          <w:kern w:val="0"/>
+          <w:sz w:val="20"/>
+          <w:szCs w:val="20"/>
+          <w14:ligatures w14:val="none"/>
+        </w:rPr>
+        <w:lastRenderedPageBreak/>
+        <w:t xml:space="preserve">answer = </w:t>
+      </w:r>
+      <w:proofErr w:type="gramStart"/>
+      <w:r>
+        <w:rPr>
+          <w:rFonts w:ascii="Courier New" w:eastAsia="Times New Roman" w:hAnsi="Courier New" w:cs="Courier New"/>
+          <w:kern w:val="0"/>
+          <w:sz w:val="20"/>
+          <w:szCs w:val="20"/>
+          <w14:ligatures w14:val="none"/>
+        </w:rPr>
+        <w:t>cost(</w:t>
+      </w:r>
+      <w:proofErr w:type="gramEnd"/>
+      <w:r>
+        <w:rPr>
+          <w:rFonts w:ascii="Courier New" w:eastAsia="Times New Roman" w:hAnsi="Courier New" w:cs="Courier New"/>
+          <w:kern w:val="0"/>
+          <w:sz w:val="20"/>
+          <w:szCs w:val="20"/>
+          <w14:ligatures w14:val="none"/>
+        </w:rPr>
+        <w:t>n - 1)</w:t>
+      </w:r>
+    </w:p>
+    <w:p>
+      <w:pPr>
+        <w:tabs>
+          <w:tab w:val="left" w:pos="916"/>
+          <w:tab w:val="left" w:pos="1832"/>
+          <w:tab w:val="left" w:pos="2748"/>
+          <w:tab w:val="left" w:pos="3664"/>
+          <w:tab w:val="left" w:pos="4580"/>
+          <w:tab w:val="left" w:pos="5496"/>
+          <w:tab w:val="left" w:pos="6412"/>
+          <w:tab w:val="left" w:pos="7328"/>
+          <w:tab w:val="left" w:pos="8244"/>
+          <w:tab w:val="left" w:pos="9160"/>
+          <w:tab w:val="left" w:pos="10076"/>
+          <w:tab w:val="left" w:pos="10992"/>
+          <w:tab w:val="left" w:pos="11908"/>
+          <w:tab w:val="left" w:pos="12824"/>
+          <w:tab w:val="left" w:pos="13740"/>
+          <w:tab w:val="left" w:pos="14656"/>
+        </w:tabs>
+        <w:spacing w:after="0" w:line="480" w:lineRule="auto"/>
+        <w:rPr>
+          <w:rFonts w:ascii="Courier New" w:eastAsia="Times New Roman" w:hAnsi="Courier New" w:cs="Courier New"/>
+          <w:kern w:val="0"/>
+          <w:sz w:val="20"/>
+          <w:szCs w:val="20"/>
+          <w14:ligatures w14:val="none"/>
+        </w:rPr>
+      </w:pPr>
+      <w:r>
+        <w:rPr>
+          <w:rFonts w:ascii="Courier New" w:eastAsia="Times New Roman" w:hAnsi="Courier New" w:cs="Courier New"/>
+          <w:kern w:val="0"/>
+          <w:sz w:val="20"/>
+          <w:szCs w:val="20"/>
+          <w14:ligatures w14:val="none"/>
+        </w:rPr>
         <w:t>write answer to output.txt</w:t>
       </w:r>
     </w:p>
@@ -1313,25 +1860,7 @@
           <w:kern w:val="0"/>
           <w14:ligatures w14:val="none"/>
         </w:rPr>
-        <w:t xml:space="preserve">In our Python implementation these are named slightly differently: the sprocket[t] values are held in the dictionary </w:t>
-      </w:r>
-      <w:proofErr w:type="spellStart"/>
-      <w:r>
-        <w:rPr>
-          <w:rFonts w:ascii="Times New Roman" w:eastAsia="Times New Roman" w:hAnsi="Times New Roman" w:cs="Times New Roman"/>
-          <w:kern w:val="0"/>
-          <w14:ligatures w14:val="none"/>
-        </w:rPr>
-        <w:t>sprokets_for_intermediate_assembly</w:t>
-      </w:r>
-      <w:proofErr w:type="spellEnd"/>
-      <w:r>
-        <w:rPr>
-          <w:rFonts w:ascii="Times New Roman" w:eastAsia="Times New Roman" w:hAnsi="Times New Roman" w:cs="Times New Roman"/>
-          <w:kern w:val="0"/>
-          <w14:ligatures w14:val="none"/>
-        </w:rPr>
-        <w:t>, and the memo table is the dictionary named cost.</w:t>
+        <w:t>In our Python implementation these are named slightly differently: the memo table is the dictionary named cost.</w:t>
       </w:r>
     </w:p>
     <w:p>

--- a/Project Report.docx
+++ b/Project Report.docx
@@ -567,28 +567,46 @@
         </w:rPr>
         <w:t xml:space="preserve">Input: memo: </w:t>
       </w:r>
-      <w:proofErr w:type="spellStart"/>
-      <w:r>
-        <w:rPr>
-          <w:rFonts w:ascii="Courier New" w:eastAsia="Times New Roman" w:hAnsi="Courier New" w:cs="Courier New"/>
-          <w:kern w:val="0"/>
-          <w:sz w:val="20"/>
-          <w:szCs w:val="20"/>
-          <w14:ligatures w14:val="none"/>
-        </w:rPr>
-        <w:t>Hashma</w:t>
-      </w:r>
-      <w:r>
-        <w:rPr>
-          <w:rFonts w:ascii="Courier New" w:eastAsia="Times New Roman" w:hAnsi="Courier New" w:cs="Courier New"/>
-          <w:kern w:val="0"/>
-          <w:sz w:val="20"/>
-          <w:szCs w:val="20"/>
-          <w14:ligatures w14:val="none"/>
-        </w:rPr>
-        <w:t>p</w:t>
-      </w:r>
-      <w:proofErr w:type="spellEnd"/>
+      <w:r>
+        <w:rPr>
+          <w:rFonts w:ascii="Courier New" w:eastAsia="Times New Roman" w:hAnsi="Courier New" w:cs="Courier New"/>
+          <w:kern w:val="0"/>
+          <w:sz w:val="20"/>
+          <w:szCs w:val="20"/>
+          <w14:ligatures w14:val="none"/>
+        </w:rPr>
+        <w:t>Memo Table</w:t>
+      </w:r>
+      <w:r>
+        <w:rPr>
+          <w:rFonts w:ascii="Courier New" w:eastAsia="Times New Roman" w:hAnsi="Courier New" w:cs="Courier New"/>
+          <w:kern w:val="0"/>
+          <w:sz w:val="20"/>
+          <w:szCs w:val="20"/>
+          <w14:ligatures w14:val="none"/>
+        </w:rPr>
+        <w:t xml:space="preserve"> of </w:t>
+      </w:r>
+      <w:r>
+        <w:rPr>
+          <w:rFonts w:ascii="Courier New" w:eastAsia="Times New Roman" w:hAnsi="Courier New" w:cs="Courier New"/>
+          <w:kern w:val="0"/>
+          <w:sz w:val="20"/>
+          <w:szCs w:val="20"/>
+          <w14:ligatures w14:val="none"/>
+        </w:rPr>
+        <w:t xml:space="preserve">n </w:t>
+      </w:r>
+      <w:r>
+        <w:rPr>
+          <w:rFonts w:ascii="Courier New" w:eastAsia="Times New Roman" w:hAnsi="Courier New" w:cs="Courier New"/>
+          <w:kern w:val="0"/>
+          <w:sz w:val="20"/>
+          <w:szCs w:val="20"/>
+          <w14:ligatures w14:val="none"/>
+        </w:rPr>
+        <w:t>total costs</w:t>
+      </w:r>
     </w:p>
     <w:p>
       <w:pPr>
@@ -627,22 +645,70 @@
           <w:szCs w:val="20"/>
           <w14:ligatures w14:val="none"/>
         </w:rPr>
-        <w:t xml:space="preserve">Input: </w:t>
+        <w:t>Input: sprocket:</w:t>
+      </w:r>
+      <w:r>
+        <w:rPr>
+          <w:rFonts w:ascii="Courier New" w:eastAsia="Times New Roman" w:hAnsi="Courier New" w:cs="Courier New"/>
+          <w:kern w:val="0"/>
+          <w:sz w:val="20"/>
+          <w:szCs w:val="20"/>
+          <w14:ligatures w14:val="none"/>
+        </w:rPr>
+        <w:t xml:space="preserve"> </w:t>
+      </w:r>
+      <w:r>
+        <w:rPr>
+          <w:rFonts w:ascii="Courier New" w:eastAsia="Times New Roman" w:hAnsi="Courier New" w:cs="Courier New"/>
+          <w:kern w:val="0"/>
+          <w:sz w:val="20"/>
+          <w:szCs w:val="20"/>
+          <w14:ligatures w14:val="none"/>
+        </w:rPr>
+        <w:t>Lookup table</w:t>
+      </w:r>
+      <w:r>
+        <w:rPr>
+          <w:rFonts w:ascii="Courier New" w:eastAsia="Times New Roman" w:hAnsi="Courier New" w:cs="Courier New"/>
+          <w:kern w:val="0"/>
+          <w:sz w:val="20"/>
+          <w:szCs w:val="20"/>
+          <w14:ligatures w14:val="none"/>
+        </w:rPr>
+        <w:t xml:space="preserve"> of </w:t>
       </w:r>
       <w:proofErr w:type="spellStart"/>
-      <w:proofErr w:type="gramStart"/>
-      <w:r>
-        <w:rPr>
-          <w:rFonts w:ascii="Courier New" w:eastAsia="Times New Roman" w:hAnsi="Courier New" w:cs="Courier New"/>
-          <w:kern w:val="0"/>
-          <w:sz w:val="20"/>
-          <w:szCs w:val="20"/>
-          <w14:ligatures w14:val="none"/>
-        </w:rPr>
-        <w:t>sprocket:Hashmap</w:t>
+      <w:r>
+        <w:rPr>
+          <w:rFonts w:ascii="Courier New" w:eastAsia="Times New Roman" w:hAnsi="Courier New" w:cs="Courier New"/>
+          <w:kern w:val="0"/>
+          <w:sz w:val="20"/>
+          <w:szCs w:val="20"/>
+          <w14:ligatures w14:val="none"/>
+        </w:rPr>
+        <w:t>n</w:t>
       </w:r>
       <w:proofErr w:type="spellEnd"/>
-      <w:proofErr w:type="gramEnd"/>
+      <w:r>
+        <w:rPr>
+          <w:rFonts w:ascii="Courier New" w:eastAsia="Times New Roman" w:hAnsi="Courier New" w:cs="Courier New"/>
+          <w:kern w:val="0"/>
+          <w:sz w:val="20"/>
+          <w:szCs w:val="20"/>
+          <w14:ligatures w14:val="none"/>
+        </w:rPr>
+        <w:t xml:space="preserve"> </w:t>
+      </w:r>
+      <w:r>
+        <w:rPr>
+          <w:rFonts w:ascii="Courier New" w:eastAsia="Times New Roman" w:hAnsi="Courier New" w:cs="Courier New"/>
+          <w:kern w:val="0"/>
+          <w:sz w:val="20"/>
+          <w:szCs w:val="20"/>
+          <w14:ligatures w14:val="none"/>
+        </w:rPr>
+        <w:t>individual costs</w:t>
+      </w:r>
     </w:p>
     <w:p>
       <w:pPr>
@@ -681,7 +747,17 @@
           <w:szCs w:val="20"/>
           <w14:ligatures w14:val="none"/>
         </w:rPr>
-        <w:t>Algorithm: Cost</w:t>
+        <w:t xml:space="preserve">Input: req: Lookup table of </w:t>
+      </w:r>
+      <w:r>
+        <w:rPr>
+          <w:rFonts w:ascii="Courier New" w:eastAsia="Times New Roman" w:hAnsi="Courier New" w:cs="Courier New"/>
+          <w:kern w:val="0"/>
+          <w:sz w:val="20"/>
+          <w:szCs w:val="20"/>
+          <w14:ligatures w14:val="none"/>
+        </w:rPr>
+        <w:t>n lists of parts</w:t>
       </w:r>
     </w:p>
     <w:p>
@@ -721,29 +797,7 @@
           <w:szCs w:val="20"/>
           <w14:ligatures w14:val="none"/>
         </w:rPr>
-        <w:t xml:space="preserve">    if </w:t>
-      </w:r>
-      <w:proofErr w:type="spellStart"/>
-      <w:r>
-        <w:rPr>
-          <w:rFonts w:ascii="Courier New" w:eastAsia="Times New Roman" w:hAnsi="Courier New" w:cs="Courier New"/>
-          <w:kern w:val="0"/>
-          <w:sz w:val="20"/>
-          <w:szCs w:val="20"/>
-          <w14:ligatures w14:val="none"/>
-        </w:rPr>
-        <w:t>t</w:t>
-      </w:r>
-      <w:proofErr w:type="spellEnd"/>
-      <w:r>
-        <w:rPr>
-          <w:rFonts w:ascii="Courier New" w:eastAsia="Times New Roman" w:hAnsi="Courier New" w:cs="Courier New"/>
-          <w:kern w:val="0"/>
-          <w:sz w:val="20"/>
-          <w:szCs w:val="20"/>
-          <w14:ligatures w14:val="none"/>
-        </w:rPr>
-        <w:t xml:space="preserve"> is in memo:</w:t>
+        <w:t>Algorithm: Cost</w:t>
       </w:r>
     </w:p>
     <w:p>
@@ -783,27 +837,29 @@
           <w:szCs w:val="20"/>
           <w14:ligatures w14:val="none"/>
         </w:rPr>
-        <w:t xml:space="preserve">    </w:t>
-      </w:r>
-      <w:r>
-        <w:rPr>
-          <w:rFonts w:ascii="Courier New" w:eastAsia="Times New Roman" w:hAnsi="Courier New" w:cs="Courier New"/>
-          <w:kern w:val="0"/>
-          <w:sz w:val="20"/>
-          <w:szCs w:val="20"/>
-          <w14:ligatures w14:val="none"/>
-        </w:rPr>
-        <w:t xml:space="preserve">    r</w:t>
-      </w:r>
-      <w:r>
-        <w:rPr>
-          <w:rFonts w:ascii="Courier New" w:eastAsia="Times New Roman" w:hAnsi="Courier New" w:cs="Courier New"/>
-          <w:kern w:val="0"/>
-          <w:sz w:val="20"/>
-          <w:szCs w:val="20"/>
-          <w14:ligatures w14:val="none"/>
-        </w:rPr>
-        <w:t>eturn memo[t]</w:t>
+        <w:t xml:space="preserve">if </w:t>
+      </w:r>
+      <w:proofErr w:type="spellStart"/>
+      <w:r>
+        <w:rPr>
+          <w:rFonts w:ascii="Courier New" w:eastAsia="Times New Roman" w:hAnsi="Courier New" w:cs="Courier New"/>
+          <w:kern w:val="0"/>
+          <w:sz w:val="20"/>
+          <w:szCs w:val="20"/>
+          <w14:ligatures w14:val="none"/>
+        </w:rPr>
+        <w:t>t</w:t>
+      </w:r>
+      <w:proofErr w:type="spellEnd"/>
+      <w:r>
+        <w:rPr>
+          <w:rFonts w:ascii="Courier New" w:eastAsia="Times New Roman" w:hAnsi="Courier New" w:cs="Courier New"/>
+          <w:kern w:val="0"/>
+          <w:sz w:val="20"/>
+          <w:szCs w:val="20"/>
+          <w14:ligatures w14:val="none"/>
+        </w:rPr>
+        <w:t xml:space="preserve"> is in memo:</w:t>
       </w:r>
     </w:p>
     <w:p>
@@ -843,7 +899,27 @@
           <w:szCs w:val="20"/>
           <w14:ligatures w14:val="none"/>
         </w:rPr>
-        <w:t>total = sprocket[t]</w:t>
+        <w:t xml:space="preserve">    </w:t>
+      </w:r>
+      <w:r>
+        <w:rPr>
+          <w:rFonts w:ascii="Courier New" w:eastAsia="Times New Roman" w:hAnsi="Courier New" w:cs="Courier New"/>
+          <w:kern w:val="0"/>
+          <w:sz w:val="20"/>
+          <w:szCs w:val="20"/>
+          <w14:ligatures w14:val="none"/>
+        </w:rPr>
+        <w:t>r</w:t>
+      </w:r>
+      <w:r>
+        <w:rPr>
+          <w:rFonts w:ascii="Courier New" w:eastAsia="Times New Roman" w:hAnsi="Courier New" w:cs="Courier New"/>
+          <w:kern w:val="0"/>
+          <w:sz w:val="20"/>
+          <w:szCs w:val="20"/>
+          <w14:ligatures w14:val="none"/>
+        </w:rPr>
+        <w:t>eturn memo[t]</w:t>
       </w:r>
     </w:p>
     <w:p>
@@ -883,7 +959,7 @@
           <w:szCs w:val="20"/>
           <w14:ligatures w14:val="none"/>
         </w:rPr>
-        <w:t>for each s in req[t]:</w:t>
+        <w:t>total = sprocket[t]</w:t>
       </w:r>
     </w:p>
     <w:p>
@@ -923,7 +999,7 @@
           <w:szCs w:val="20"/>
           <w14:ligatures w14:val="none"/>
         </w:rPr>
-        <w:t xml:space="preserve">    total = total + cost(s)</w:t>
+        <w:t>for each s in req[t]:</w:t>
       </w:r>
     </w:p>
     <w:p>
@@ -963,7 +1039,7 @@
           <w:szCs w:val="20"/>
           <w14:ligatures w14:val="none"/>
         </w:rPr>
-        <w:t>memo[t] = total</w:t>
+        <w:t xml:space="preserve">    total = total + cost(s)</w:t>
       </w:r>
     </w:p>
     <w:p>
@@ -1003,7 +1079,7 @@
           <w:szCs w:val="20"/>
           <w14:ligatures w14:val="none"/>
         </w:rPr>
-        <w:t>return total</w:t>
+        <w:t>memo[t] = total</w:t>
       </w:r>
     </w:p>
     <w:p>
@@ -1035,6 +1111,16 @@
           <w14:ligatures w14:val="none"/>
         </w:rPr>
       </w:pPr>
+      <w:r>
+        <w:rPr>
+          <w:rFonts w:ascii="Courier New" w:eastAsia="Times New Roman" w:hAnsi="Courier New" w:cs="Courier New"/>
+          <w:kern w:val="0"/>
+          <w:sz w:val="20"/>
+          <w:szCs w:val="20"/>
+          <w14:ligatures w14:val="none"/>
+        </w:rPr>
+        <w:t>return total</w:t>
+      </w:r>
     </w:p>
     <w:p>
       <w:pPr>
@@ -1125,48 +1211,6 @@
           <w14:ligatures w14:val="none"/>
         </w:rPr>
       </w:pPr>
-      <w:r>
-        <w:rPr>
-          <w:rFonts w:ascii="Courier New" w:eastAsia="Times New Roman" w:hAnsi="Courier New" w:cs="Courier New"/>
-          <w:kern w:val="0"/>
-          <w:sz w:val="20"/>
-          <w:szCs w:val="20"/>
-          <w14:ligatures w14:val="none"/>
-        </w:rPr>
-        <w:t>Input: n: ar</w:t>
-      </w:r>
-      <w:r>
-        <w:rPr>
-          <w:rFonts w:ascii="Courier New" w:eastAsia="Times New Roman" w:hAnsi="Courier New" w:cs="Courier New"/>
-          <w:kern w:val="0"/>
-          <w:sz w:val="20"/>
-          <w:szCs w:val="20"/>
-          <w14:ligatures w14:val="none"/>
-        </w:rPr>
-        <w:t xml:space="preserve">ray of </w:t>
-      </w:r>
-      <w:proofErr w:type="spellStart"/>
-      <w:r>
-        <w:rPr>
-          <w:rFonts w:ascii="Courier New" w:eastAsia="Times New Roman" w:hAnsi="Courier New" w:cs="Courier New"/>
-          <w:kern w:val="0"/>
-          <w:sz w:val="20"/>
-          <w:szCs w:val="20"/>
-          <w14:ligatures w14:val="none"/>
-        </w:rPr>
-        <w:t>ints</w:t>
-      </w:r>
-      <w:proofErr w:type="spellEnd"/>
-      <w:r>
-        <w:rPr>
-          <w:rFonts w:ascii="Courier New" w:eastAsia="Times New Roman" w:hAnsi="Courier New" w:cs="Courier New"/>
-          <w:kern w:val="0"/>
-          <w:sz w:val="20"/>
-          <w:szCs w:val="20"/>
-          <w14:ligatures w14:val="none"/>
-        </w:rPr>
-        <w:t xml:space="preserve"> representing the number of parts in assembly</w:t>
-      </w:r>
     </w:p>
     <w:p>
       <w:pPr>
@@ -1205,29 +1249,17 @@
           <w:szCs w:val="20"/>
           <w14:ligatures w14:val="none"/>
         </w:rPr>
-        <w:t xml:space="preserve">Input: m: array of </w:t>
-      </w:r>
-      <w:proofErr w:type="spellStart"/>
-      <w:r>
-        <w:rPr>
-          <w:rFonts w:ascii="Courier New" w:eastAsia="Times New Roman" w:hAnsi="Courier New" w:cs="Courier New"/>
-          <w:kern w:val="0"/>
-          <w:sz w:val="20"/>
-          <w:szCs w:val="20"/>
-          <w14:ligatures w14:val="none"/>
-        </w:rPr>
-        <w:t>ints</w:t>
-      </w:r>
-      <w:proofErr w:type="spellEnd"/>
-      <w:r>
-        <w:rPr>
-          <w:rFonts w:ascii="Courier New" w:eastAsia="Times New Roman" w:hAnsi="Courier New" w:cs="Courier New"/>
-          <w:kern w:val="0"/>
-          <w:sz w:val="20"/>
-          <w:szCs w:val="20"/>
-          <w14:ligatures w14:val="none"/>
-        </w:rPr>
-        <w:t xml:space="preserve"> representing the number of assembly dependencies</w:t>
+        <w:t xml:space="preserve">Input: n: </w:t>
+      </w:r>
+      <w:r>
+        <w:rPr>
+          <w:rFonts w:ascii="Courier New" w:eastAsia="Times New Roman" w:hAnsi="Courier New" w:cs="Courier New"/>
+          <w:kern w:val="0"/>
+          <w:sz w:val="20"/>
+          <w:szCs w:val="20"/>
+          <w14:ligatures w14:val="none"/>
+        </w:rPr>
+        <w:t>int representing the number of parts in assembly</w:t>
       </w:r>
     </w:p>
     <w:p>
@@ -1267,7 +1299,7 @@
           <w:szCs w:val="20"/>
           <w14:ligatures w14:val="none"/>
         </w:rPr>
-        <w:t>Output: Number of total sprockets</w:t>
+        <w:t>Input: m: int representing the number of assembly dependencies</w:t>
       </w:r>
     </w:p>
     <w:p>
@@ -1307,7 +1339,17 @@
           <w:szCs w:val="20"/>
           <w14:ligatures w14:val="none"/>
         </w:rPr>
-        <w:t>Algorithm: TotalSproketCalc</w:t>
+        <w:t>Output: Number of total sprockets</w:t>
+      </w:r>
+      <w:r>
+        <w:rPr>
+          <w:rFonts w:ascii="Courier New" w:eastAsia="Times New Roman" w:hAnsi="Courier New" w:cs="Courier New"/>
+          <w:kern w:val="0"/>
+          <w:sz w:val="20"/>
+          <w:szCs w:val="20"/>
+          <w14:ligatures w14:val="none"/>
+        </w:rPr>
+        <w:t xml:space="preserve"> output to a .txt file</w:t>
       </w:r>
     </w:p>
     <w:p>
@@ -1347,7 +1389,7 @@
           <w:szCs w:val="20"/>
           <w14:ligatures w14:val="none"/>
         </w:rPr>
-        <w:t>read n, m</w:t>
+        <w:t>Algorithm: TotalSproketCalc</w:t>
       </w:r>
     </w:p>
     <w:p>
@@ -1387,29 +1429,7 @@
           <w:szCs w:val="20"/>
           <w14:ligatures w14:val="none"/>
         </w:rPr>
-        <w:t xml:space="preserve">req = array of </w:t>
-      </w:r>
-      <w:proofErr w:type="spellStart"/>
-      <w:r>
-        <w:rPr>
-          <w:rFonts w:ascii="Courier New" w:eastAsia="Times New Roman" w:hAnsi="Courier New" w:cs="Courier New"/>
-          <w:kern w:val="0"/>
-          <w:sz w:val="20"/>
-          <w:szCs w:val="20"/>
-          <w14:ligatures w14:val="none"/>
-        </w:rPr>
-        <w:t>n</w:t>
-      </w:r>
-      <w:proofErr w:type="spellEnd"/>
-      <w:r>
-        <w:rPr>
-          <w:rFonts w:ascii="Courier New" w:eastAsia="Times New Roman" w:hAnsi="Courier New" w:cs="Courier New"/>
-          <w:kern w:val="0"/>
-          <w:sz w:val="20"/>
-          <w:szCs w:val="20"/>
-          <w14:ligatures w14:val="none"/>
-        </w:rPr>
-        <w:t xml:space="preserve"> empty lists          // req[j] = parts that build part j</w:t>
+        <w:t>read n, m</w:t>
       </w:r>
     </w:p>
     <w:p>
@@ -1449,7 +1469,7 @@
           <w:szCs w:val="20"/>
           <w14:ligatures w14:val="none"/>
         </w:rPr>
-        <w:t>for each of the m dependency lines (</w:t>
+        <w:t xml:space="preserve">req = array of </w:t>
       </w:r>
       <w:proofErr w:type="spellStart"/>
       <w:r>
@@ -1460,7 +1480,7 @@
           <w:szCs w:val="20"/>
           <w14:ligatures w14:val="none"/>
         </w:rPr>
-        <w:t>i</w:t>
+        <w:t>n</w:t>
       </w:r>
       <w:proofErr w:type="spellEnd"/>
       <w:r>
@@ -1471,7 +1491,7 @@
           <w:szCs w:val="20"/>
           <w14:ligatures w14:val="none"/>
         </w:rPr>
-        <w:t>, j):</w:t>
+        <w:t xml:space="preserve"> empty lists          // req[j] = parts that build part j</w:t>
       </w:r>
     </w:p>
     <w:p>
@@ -1511,7 +1531,7 @@
           <w:szCs w:val="20"/>
           <w14:ligatures w14:val="none"/>
         </w:rPr>
-        <w:t xml:space="preserve">    append </w:t>
+        <w:t>for each of the m dependency lines (</w:t>
       </w:r>
       <w:proofErr w:type="spellStart"/>
       <w:r>
@@ -1533,29 +1553,7 @@
           <w:szCs w:val="20"/>
           <w14:ligatures w14:val="none"/>
         </w:rPr>
-        <w:t xml:space="preserve"> to req[</w:t>
-      </w:r>
-      <w:proofErr w:type="gramStart"/>
-      <w:r>
-        <w:rPr>
-          <w:rFonts w:ascii="Courier New" w:eastAsia="Times New Roman" w:hAnsi="Courier New" w:cs="Courier New"/>
-          <w:kern w:val="0"/>
-          <w:sz w:val="20"/>
-          <w:szCs w:val="20"/>
-          <w14:ligatures w14:val="none"/>
-        </w:rPr>
-        <w:t xml:space="preserve">j]   </w:t>
-      </w:r>
-      <w:proofErr w:type="gramEnd"/>
-      <w:r>
-        <w:rPr>
-          <w:rFonts w:ascii="Courier New" w:eastAsia="Times New Roman" w:hAnsi="Courier New" w:cs="Courier New"/>
-          <w:kern w:val="0"/>
-          <w:sz w:val="20"/>
-          <w:szCs w:val="20"/>
-          <w14:ligatures w14:val="none"/>
-        </w:rPr>
-        <w:t xml:space="preserve">             // keep duplicates</w:t>
+        <w:t>, j):</w:t>
       </w:r>
     </w:p>
     <w:p>
@@ -1595,7 +1593,29 @@
           <w:szCs w:val="20"/>
           <w14:ligatures w14:val="none"/>
         </w:rPr>
-        <w:t xml:space="preserve">read </w:t>
+        <w:t xml:space="preserve">    append </w:t>
+      </w:r>
+      <w:proofErr w:type="spellStart"/>
+      <w:r>
+        <w:rPr>
+          <w:rFonts w:ascii="Courier New" w:eastAsia="Times New Roman" w:hAnsi="Courier New" w:cs="Courier New"/>
+          <w:kern w:val="0"/>
+          <w:sz w:val="20"/>
+          <w:szCs w:val="20"/>
+          <w14:ligatures w14:val="none"/>
+        </w:rPr>
+        <w:t>i</w:t>
+      </w:r>
+      <w:proofErr w:type="spellEnd"/>
+      <w:r>
+        <w:rPr>
+          <w:rFonts w:ascii="Courier New" w:eastAsia="Times New Roman" w:hAnsi="Courier New" w:cs="Courier New"/>
+          <w:kern w:val="0"/>
+          <w:sz w:val="20"/>
+          <w:szCs w:val="20"/>
+          <w14:ligatures w14:val="none"/>
+        </w:rPr>
+        <w:t xml:space="preserve"> to req[</w:t>
       </w:r>
       <w:proofErr w:type="gramStart"/>
       <w:r>
@@ -1606,7 +1626,7 @@
           <w:szCs w:val="20"/>
           <w14:ligatures w14:val="none"/>
         </w:rPr>
-        <w:t>sprocket[</w:t>
+        <w:t xml:space="preserve">j]   </w:t>
       </w:r>
       <w:proofErr w:type="gramEnd"/>
       <w:r>
@@ -1617,29 +1637,7 @@
           <w:szCs w:val="20"/>
           <w14:ligatures w14:val="none"/>
         </w:rPr>
-        <w:t>0</w:t>
-      </w:r>
-      <w:proofErr w:type="gramStart"/>
-      <w:r>
-        <w:rPr>
-          <w:rFonts w:ascii="Courier New" w:eastAsia="Times New Roman" w:hAnsi="Courier New" w:cs="Courier New"/>
-          <w:kern w:val="0"/>
-          <w:sz w:val="20"/>
-          <w:szCs w:val="20"/>
-          <w14:ligatures w14:val="none"/>
-        </w:rPr>
-        <w:t xml:space="preserve"> ..</w:t>
-      </w:r>
-      <w:proofErr w:type="gramEnd"/>
-      <w:r>
-        <w:rPr>
-          <w:rFonts w:ascii="Courier New" w:eastAsia="Times New Roman" w:hAnsi="Courier New" w:cs="Courier New"/>
-          <w:kern w:val="0"/>
-          <w:sz w:val="20"/>
-          <w:szCs w:val="20"/>
-          <w14:ligatures w14:val="none"/>
-        </w:rPr>
-        <w:t xml:space="preserve"> n-1]</w:t>
+        <w:t xml:space="preserve">             // keep duplicates</w:t>
       </w:r>
     </w:p>
     <w:p>
@@ -1671,6 +1669,60 @@
           <w14:ligatures w14:val="none"/>
         </w:rPr>
       </w:pPr>
+      <w:r>
+        <w:rPr>
+          <w:rFonts w:ascii="Courier New" w:eastAsia="Times New Roman" w:hAnsi="Courier New" w:cs="Courier New"/>
+          <w:kern w:val="0"/>
+          <w:sz w:val="20"/>
+          <w:szCs w:val="20"/>
+          <w14:ligatures w14:val="none"/>
+        </w:rPr>
+        <w:t xml:space="preserve">read </w:t>
+      </w:r>
+      <w:proofErr w:type="gramStart"/>
+      <w:r>
+        <w:rPr>
+          <w:rFonts w:ascii="Courier New" w:eastAsia="Times New Roman" w:hAnsi="Courier New" w:cs="Courier New"/>
+          <w:kern w:val="0"/>
+          <w:sz w:val="20"/>
+          <w:szCs w:val="20"/>
+          <w14:ligatures w14:val="none"/>
+        </w:rPr>
+        <w:t>sprocket[</w:t>
+      </w:r>
+      <w:proofErr w:type="gramEnd"/>
+      <w:r>
+        <w:rPr>
+          <w:rFonts w:ascii="Courier New" w:eastAsia="Times New Roman" w:hAnsi="Courier New" w:cs="Courier New"/>
+          <w:kern w:val="0"/>
+          <w:sz w:val="20"/>
+          <w:szCs w:val="20"/>
+          <w14:ligatures w14:val="none"/>
+        </w:rPr>
+        <w:t>0</w:t>
+      </w:r>
+      <w:proofErr w:type="gramStart"/>
+      <w:r>
+        <w:rPr>
+          <w:rFonts w:ascii="Courier New" w:eastAsia="Times New Roman" w:hAnsi="Courier New" w:cs="Courier New"/>
+          <w:kern w:val="0"/>
+          <w:sz w:val="20"/>
+          <w:szCs w:val="20"/>
+          <w14:ligatures w14:val="none"/>
+        </w:rPr>
+        <w:t xml:space="preserve"> ..</w:t>
+      </w:r>
+      <w:proofErr w:type="gramEnd"/>
+      <w:r>
+        <w:rPr>
+          <w:rFonts w:ascii="Courier New" w:eastAsia="Times New Roman" w:hAnsi="Courier New" w:cs="Courier New"/>
+          <w:kern w:val="0"/>
+          <w:sz w:val="20"/>
+          <w:szCs w:val="20"/>
+          <w14:ligatures w14:val="none"/>
+        </w:rPr>
+        <w:t xml:space="preserve"> n-1]</w:t>
+      </w:r>
     </w:p>
     <w:p>
       <w:pPr>
@@ -1701,16 +1753,6 @@
           <w14:ligatures w14:val="none"/>
         </w:rPr>
       </w:pPr>
-      <w:r>
-        <w:rPr>
-          <w:rFonts w:ascii="Courier New" w:eastAsia="Times New Roman" w:hAnsi="Courier New" w:cs="Courier New"/>
-          <w:kern w:val="0"/>
-          <w:sz w:val="20"/>
-          <w:szCs w:val="20"/>
-          <w14:ligatures w14:val="none"/>
-        </w:rPr>
-        <w:t>memo = empty map</w:t>
-      </w:r>
     </w:p>
     <w:p>
       <w:pPr>
@@ -1741,6 +1783,16 @@
           <w14:ligatures w14:val="none"/>
         </w:rPr>
       </w:pPr>
+      <w:r>
+        <w:rPr>
+          <w:rFonts w:ascii="Courier New" w:eastAsia="Times New Roman" w:hAnsi="Courier New" w:cs="Courier New"/>
+          <w:kern w:val="0"/>
+          <w:sz w:val="20"/>
+          <w:szCs w:val="20"/>
+          <w14:ligatures w14:val="none"/>
+        </w:rPr>
+        <w:t>memo = empty map</w:t>
+      </w:r>
     </w:p>
     <w:p>
       <w:pPr>
@@ -1771,15 +1823,44 @@
           <w14:ligatures w14:val="none"/>
         </w:rPr>
       </w:pPr>
-      <w:r>
-        <w:rPr>
-          <w:rFonts w:ascii="Courier New" w:eastAsia="Times New Roman" w:hAnsi="Courier New" w:cs="Courier New"/>
-          <w:kern w:val="0"/>
-          <w:sz w:val="20"/>
-          <w:szCs w:val="20"/>
-          <w14:ligatures w14:val="none"/>
-        </w:rPr>
-        <w:lastRenderedPageBreak/>
+    </w:p>
+    <w:p>
+      <w:pPr>
+        <w:tabs>
+          <w:tab w:val="left" w:pos="916"/>
+          <w:tab w:val="left" w:pos="1832"/>
+          <w:tab w:val="left" w:pos="2748"/>
+          <w:tab w:val="left" w:pos="3664"/>
+          <w:tab w:val="left" w:pos="4580"/>
+          <w:tab w:val="left" w:pos="5496"/>
+          <w:tab w:val="left" w:pos="6412"/>
+          <w:tab w:val="left" w:pos="7328"/>
+          <w:tab w:val="left" w:pos="8244"/>
+          <w:tab w:val="left" w:pos="9160"/>
+          <w:tab w:val="left" w:pos="10076"/>
+          <w:tab w:val="left" w:pos="10992"/>
+          <w:tab w:val="left" w:pos="11908"/>
+          <w:tab w:val="left" w:pos="12824"/>
+          <w:tab w:val="left" w:pos="13740"/>
+          <w:tab w:val="left" w:pos="14656"/>
+        </w:tabs>
+        <w:spacing w:after="0" w:line="480" w:lineRule="auto"/>
+        <w:rPr>
+          <w:rFonts w:ascii="Courier New" w:eastAsia="Times New Roman" w:hAnsi="Courier New" w:cs="Courier New"/>
+          <w:kern w:val="0"/>
+          <w:sz w:val="20"/>
+          <w:szCs w:val="20"/>
+          <w14:ligatures w14:val="none"/>
+        </w:rPr>
+      </w:pPr>
+      <w:r>
+        <w:rPr>
+          <w:rFonts w:ascii="Courier New" w:eastAsia="Times New Roman" w:hAnsi="Courier New" w:cs="Courier New"/>
+          <w:kern w:val="0"/>
+          <w:sz w:val="20"/>
+          <w:szCs w:val="20"/>
+          <w14:ligatures w14:val="none"/>
+        </w:rPr>
         <w:t xml:space="preserve">answer = </w:t>
       </w:r>
       <w:proofErr w:type="gramStart"/>
